--- a/dev/checklists/safety/本校學校安全政策_學校版_DRAFT.docx
+++ b/dev/checklists/safety/本校學校安全政策_學校版_DRAFT.docx
@@ -179,7 +179,7 @@
           <w:sz w:val="28"/>
           <w:szCs w:val="28"/>
         </w:rPr>
-        <w:t xml:space="preserve">undefined. undefined</w:t>
+        <w:t xml:space="preserve">1. 職安健管理</w:t>
       </w:r>
     </w:p>
     <w:p>
@@ -195,7 +195,7 @@
           <w:sz w:val="22"/>
           <w:szCs w:val="22"/>
         </w:rPr>
-        <w:t xml:space="preserve">undefined.1　</w:t>
+        <w:t xml:space="preserve">1.1　</w:t>
       </w:r>
       <w:r>
         <w:rPr>
@@ -247,7 +247,7 @@
           <w:sz w:val="22"/>
           <w:szCs w:val="22"/>
         </w:rPr>
-        <w:t xml:space="preserve">undefined.2　</w:t>
+        <w:t xml:space="preserve">1.2　</w:t>
       </w:r>
       <w:r>
         <w:rPr>
@@ -709,7 +709,7 @@
           <w:sz w:val="22"/>
           <w:szCs w:val="22"/>
         </w:rPr>
-        <w:t xml:space="preserve">undefined.3　</w:t>
+        <w:t xml:space="preserve">1.3　</w:t>
       </w:r>
       <w:r>
         <w:rPr>
@@ -1447,7 +1447,7 @@
           <w:sz w:val="22"/>
           <w:szCs w:val="22"/>
         </w:rPr>
-        <w:t xml:space="preserve">undefined.4　</w:t>
+        <w:t xml:space="preserve">1.4　</w:t>
       </w:r>
       <w:r>
         <w:rPr>
@@ -1550,7 +1550,7 @@
           <w:sz w:val="22"/>
           <w:szCs w:val="22"/>
         </w:rPr>
-        <w:t xml:space="preserve">undefined.5　</w:t>
+        <w:t xml:space="preserve">1.5　</w:t>
       </w:r>
       <w:r>
         <w:rPr>
@@ -1601,7 +1601,7 @@
           <w:sz w:val="22"/>
           <w:szCs w:val="22"/>
         </w:rPr>
-        <w:t xml:space="preserve">undefined.6　</w:t>
+        <w:t xml:space="preserve">1.6　</w:t>
       </w:r>
       <w:r>
         <w:rPr>
@@ -2081,7 +2081,7 @@
           <w:sz w:val="22"/>
           <w:szCs w:val="22"/>
         </w:rPr>
-        <w:t xml:space="preserve">undefined.7　</w:t>
+        <w:t xml:space="preserve">1.7　</w:t>
       </w:r>
       <w:r>
         <w:rPr>
@@ -2133,7 +2133,7 @@
           <w:sz w:val="22"/>
           <w:szCs w:val="22"/>
         </w:rPr>
-        <w:t xml:space="preserve">undefined.8　</w:t>
+        <w:t xml:space="preserve">1.8　</w:t>
       </w:r>
       <w:r>
         <w:rPr>
@@ -2184,7 +2184,7 @@
           <w:sz w:val="22"/>
           <w:szCs w:val="22"/>
         </w:rPr>
-        <w:t xml:space="preserve">undefined.9　</w:t>
+        <w:t xml:space="preserve">1.9　</w:t>
       </w:r>
       <w:r>
         <w:rPr>
@@ -2218,7 +2218,7 @@
           <w:sz w:val="22"/>
           <w:szCs w:val="22"/>
         </w:rPr>
-        <w:t xml:space="preserve">undefined.10　</w:t>
+        <w:t xml:space="preserve">1.10　</w:t>
       </w:r>
       <w:r>
         <w:rPr>
@@ -2754,7 +2754,7 @@
           <w:sz w:val="22"/>
           <w:szCs w:val="22"/>
         </w:rPr>
-        <w:t xml:space="preserve">undefined.11　</w:t>
+        <w:t xml:space="preserve">1.11　</w:t>
       </w:r>
       <w:r>
         <w:rPr>
@@ -2805,7 +2805,7 @@
         </w:rPr>
         <w:t xml:space="preserve">1, 3　</w:t>
       </w:r>
-      <w:hyperlink w:history="1" r:id="rIdsccopxbl6keklz7if6jaj">
+      <w:hyperlink w:history="1" r:id="rIdz95ppsg3dmtjxwet5elng">
         <w:r>
           <w:rPr>
             <w:rStyle w:val="Hyperlink"/>
@@ -2831,7 +2831,7 @@
         </w:rPr>
         <w:t xml:space="preserve">2　</w:t>
       </w:r>
-      <w:hyperlink w:history="1" r:id="rIdl9fa6z3abn0lb5wzkvgfe">
+      <w:hyperlink w:history="1" r:id="rId3pkcfgnk3utyjcn-rr8ai">
         <w:r>
           <w:rPr>
             <w:rStyle w:val="Hyperlink"/>
@@ -2857,7 +2857,7 @@
         </w:rPr>
         <w:t xml:space="preserve">4　</w:t>
       </w:r>
-      <w:hyperlink w:history="1" r:id="rId-j804jbzmvlighztpgp2d">
+      <w:hyperlink w:history="1" r:id="rIdyuweqbfxahwnytiilajcg">
         <w:r>
           <w:rPr>
             <w:rStyle w:val="Hyperlink"/>
@@ -2883,7 +2883,7 @@
         </w:rPr>
         <w:t xml:space="preserve">5　</w:t>
       </w:r>
-      <w:hyperlink w:history="1" r:id="rIdohyrjdgdw4sgfl4ceookz">
+      <w:hyperlink w:history="1" r:id="rIdvr5gnelvnzdnkydl1vgqq">
         <w:r>
           <w:rPr>
             <w:rStyle w:val="Hyperlink"/>
@@ -2909,7 +2909,7 @@
         </w:rPr>
         <w:t xml:space="preserve">6　</w:t>
       </w:r>
-      <w:hyperlink w:history="1" r:id="rIdtpdzzbpnwrfzoqfprcht8">
+      <w:hyperlink w:history="1" r:id="rIdajzneo-pwsx8r12mbnjks">
         <w:r>
           <w:rPr>
             <w:rStyle w:val="Hyperlink"/>
@@ -2935,7 +2935,7 @@
         </w:rPr>
         <w:t xml:space="preserve">7　</w:t>
       </w:r>
-      <w:hyperlink w:history="1" r:id="rIdmu2l_2refjzmfb3co-3w3">
+      <w:hyperlink w:history="1" r:id="rIdk73rgxizysdtcqlneivm3">
         <w:r>
           <w:rPr>
             <w:rStyle w:val="Hyperlink"/>
@@ -2961,7 +2961,7 @@
         </w:rPr>
         <w:t xml:space="preserve">8　</w:t>
       </w:r>
-      <w:hyperlink w:history="1" r:id="rIdggrcchwxy2nztkr4uz7c7">
+      <w:hyperlink w:history="1" r:id="rIdxjvw-h1sysl_i-il_bqep">
         <w:r>
           <w:rPr>
             <w:rStyle w:val="Hyperlink"/>
@@ -2987,7 +2987,7 @@
         </w:rPr>
         <w:t xml:space="preserve">9　</w:t>
       </w:r>
-      <w:hyperlink w:history="1" r:id="rIdr9wsnj4urtvfhu2gyqsr0">
+      <w:hyperlink w:history="1" r:id="rIdzcsxxl2laz6g0ojcbd9tk">
         <w:r>
           <w:rPr>
             <w:rStyle w:val="Hyperlink"/>
@@ -3013,7 +3013,7 @@
         </w:rPr>
         <w:t xml:space="preserve">10, 11　</w:t>
       </w:r>
-      <w:hyperlink w:history="1" r:id="rId6hk4z0gudd9ljgptg0miu">
+      <w:hyperlink w:history="1" r:id="rIdyivavthv9aybjsm_vb1rf">
         <w:r>
           <w:rPr>
             <w:rStyle w:val="Hyperlink"/>
@@ -3039,7 +3039,7 @@
         </w:rPr>
         <w:t xml:space="preserve">12, 14　</w:t>
       </w:r>
-      <w:hyperlink w:history="1" r:id="rId9vea9ydo_y3tfal0u5l_z">
+      <w:hyperlink w:history="1" r:id="rId9lamrxjettlfjz12fasxk">
         <w:r>
           <w:rPr>
             <w:rStyle w:val="Hyperlink"/>
@@ -3065,7 +3065,7 @@
         </w:rPr>
         <w:t xml:space="preserve">13　</w:t>
       </w:r>
-      <w:hyperlink w:history="1" r:id="rIdikeog2hhc4ba8g1gp-1gd">
+      <w:hyperlink w:history="1" r:id="rId4rzqrzhu4qzrwpmdf-xwz">
         <w:r>
           <w:rPr>
             <w:rStyle w:val="Hyperlink"/>
@@ -3091,7 +3091,7 @@
         </w:rPr>
         <w:t xml:space="preserve">15　</w:t>
       </w:r>
-      <w:hyperlink w:history="1" r:id="rIdsnekeg7bterd4jhqeukio">
+      <w:hyperlink w:history="1" r:id="rIdkxmvqngenuds-v83w2k-h">
         <w:r>
           <w:rPr>
             <w:rStyle w:val="Hyperlink"/>
@@ -3117,7 +3117,7 @@
         </w:rPr>
         <w:t xml:space="preserve">16　</w:t>
       </w:r>
-      <w:hyperlink w:history="1" r:id="rId-9mxe1sk1nacdyqxzoneu">
+      <w:hyperlink w:history="1" r:id="rIdoleasbsomuklwbbrwadin">
         <w:r>
           <w:rPr>
             <w:rStyle w:val="Hyperlink"/>
@@ -3143,7 +3143,7 @@
         </w:rPr>
         <w:t xml:space="preserve">17　</w:t>
       </w:r>
-      <w:hyperlink w:history="1" r:id="rIdec6x8zxdxio-swjvxvf9-">
+      <w:hyperlink w:history="1" r:id="rIdrgigtecsdurpnlw7rjdyx">
         <w:r>
           <w:rPr>
             <w:rStyle w:val="Hyperlink"/>
@@ -3169,7 +3169,7 @@
           <w:sz w:val="28"/>
           <w:szCs w:val="28"/>
         </w:rPr>
-        <w:t xml:space="preserve">undefined. undefined</w:t>
+        <w:t xml:space="preserve">2. 校舍安全設施</w:t>
       </w:r>
     </w:p>
     <w:p>
@@ -3185,7 +3185,7 @@
           <w:sz w:val="22"/>
           <w:szCs w:val="22"/>
         </w:rPr>
-        <w:t xml:space="preserve">undefined.1　</w:t>
+        <w:t xml:space="preserve">2.1　</w:t>
       </w:r>
       <w:r>
         <w:rPr>
@@ -3553,7 +3553,7 @@
           <w:sz w:val="22"/>
           <w:szCs w:val="22"/>
         </w:rPr>
-        <w:t xml:space="preserve">undefined.2　</w:t>
+        <w:t xml:space="preserve">2.2　</w:t>
       </w:r>
       <w:r>
         <w:rPr>
@@ -3979,7 +3979,7 @@
           <w:sz w:val="22"/>
           <w:szCs w:val="22"/>
         </w:rPr>
-        <w:t xml:space="preserve">undefined.3　</w:t>
+        <w:t xml:space="preserve">2.3　</w:t>
       </w:r>
       <w:r>
         <w:rPr>
@@ -4013,7 +4013,7 @@
           <w:sz w:val="22"/>
           <w:szCs w:val="22"/>
         </w:rPr>
-        <w:t xml:space="preserve">undefined.4　</w:t>
+        <w:t xml:space="preserve">2.4　</w:t>
       </w:r>
       <w:r>
         <w:rPr>
@@ -4047,7 +4047,7 @@
           <w:sz w:val="22"/>
           <w:szCs w:val="22"/>
         </w:rPr>
-        <w:t xml:space="preserve">undefined.5　</w:t>
+        <w:t xml:space="preserve">2.5　</w:t>
       </w:r>
       <w:r>
         <w:rPr>
@@ -4415,7 +4415,7 @@
           <w:sz w:val="22"/>
           <w:szCs w:val="22"/>
         </w:rPr>
-        <w:t xml:space="preserve">undefined.6　</w:t>
+        <w:t xml:space="preserve">2.6　</w:t>
       </w:r>
       <w:r>
         <w:rPr>
@@ -4449,7 +4449,7 @@
           <w:sz w:val="22"/>
           <w:szCs w:val="22"/>
         </w:rPr>
-        <w:t xml:space="preserve">undefined.7　</w:t>
+        <w:t xml:space="preserve">2.7　</w:t>
       </w:r>
       <w:r>
         <w:rPr>
@@ -4705,7 +4705,7 @@
           <w:sz w:val="22"/>
           <w:szCs w:val="22"/>
         </w:rPr>
-        <w:t xml:space="preserve">undefined.8　</w:t>
+        <w:t xml:space="preserve">2.8　</w:t>
       </w:r>
       <w:r>
         <w:rPr>
@@ -4756,7 +4756,7 @@
         </w:rPr>
         <w:t xml:space="preserve">1　</w:t>
       </w:r>
-      <w:hyperlink w:history="1" r:id="rIdldgphp8yx21ap7sbx2axg">
+      <w:hyperlink w:history="1" r:id="rIdfhcbraflbk08cw1plt8av">
         <w:r>
           <w:rPr>
             <w:rStyle w:val="Hyperlink"/>
@@ -4782,7 +4782,7 @@
         </w:rPr>
         <w:t xml:space="preserve">2　</w:t>
       </w:r>
-      <w:hyperlink w:history="1" r:id="rIdzj3vjr2dae4-kclx3hufe">
+      <w:hyperlink w:history="1" r:id="rIdq3njpknu0f4d7iepdnbri">
         <w:r>
           <w:rPr>
             <w:rStyle w:val="Hyperlink"/>
@@ -4808,7 +4808,7 @@
         </w:rPr>
         <w:t xml:space="preserve">3　</w:t>
       </w:r>
-      <w:hyperlink w:history="1" r:id="rIdzn_byzlwsg9pxyzaorqtz">
+      <w:hyperlink w:history="1" r:id="rIdfxs5tjlmp-hq_lt4lppty">
         <w:r>
           <w:rPr>
             <w:rStyle w:val="Hyperlink"/>
@@ -4834,7 +4834,7 @@
         </w:rPr>
         <w:t xml:space="preserve">4　</w:t>
       </w:r>
-      <w:hyperlink w:history="1" r:id="rIdjsckxknsdbkaj8bhxol7u">
+      <w:hyperlink w:history="1" r:id="rIds5t1mc3ipor2hpbp5quns">
         <w:r>
           <w:rPr>
             <w:rStyle w:val="Hyperlink"/>
@@ -4860,7 +4860,7 @@
         </w:rPr>
         <w:t xml:space="preserve">5　</w:t>
       </w:r>
-      <w:hyperlink w:history="1" r:id="rIds9gir5oxqsrde-rznaiio">
+      <w:hyperlink w:history="1" r:id="rIdo4nhohmf_d4xct2n9fkhf">
         <w:r>
           <w:rPr>
             <w:rStyle w:val="Hyperlink"/>
@@ -4886,7 +4886,7 @@
         </w:rPr>
         <w:t xml:space="preserve">6　</w:t>
       </w:r>
-      <w:hyperlink w:history="1" r:id="rId1gasegw493bpqhzzuzix_">
+      <w:hyperlink w:history="1" r:id="rIdat2cwyahpwleu4eqfxum4">
         <w:r>
           <w:rPr>
             <w:rStyle w:val="Hyperlink"/>
@@ -4912,7 +4912,7 @@
         </w:rPr>
         <w:t xml:space="preserve">7, 9　</w:t>
       </w:r>
-      <w:hyperlink w:history="1" r:id="rId_iwdgyqau013ugh2qlrjl">
+      <w:hyperlink w:history="1" r:id="rId67pyo5yngc735z0o97eu5">
         <w:r>
           <w:rPr>
             <w:rStyle w:val="Hyperlink"/>
@@ -4938,7 +4938,7 @@
         </w:rPr>
         <w:t xml:space="preserve">8　</w:t>
       </w:r>
-      <w:hyperlink w:history="1" r:id="rIdpdzgjl0taous8cbpcxlz3">
+      <w:hyperlink w:history="1" r:id="rIdzg3h91ocxkibmanxhansn">
         <w:r>
           <w:rPr>
             <w:rStyle w:val="Hyperlink"/>
@@ -4964,7 +4964,7 @@
         </w:rPr>
         <w:t xml:space="preserve">10　</w:t>
       </w:r>
-      <w:hyperlink w:history="1" r:id="rId8w6lkjomrjimlvkqzjjho">
+      <w:hyperlink w:history="1" r:id="rId0xnuaoamz7m95hqdcuyq0">
         <w:r>
           <w:rPr>
             <w:rStyle w:val="Hyperlink"/>
@@ -4990,7 +4990,7 @@
         </w:rPr>
         <w:t xml:space="preserve">11　</w:t>
       </w:r>
-      <w:hyperlink w:history="1" r:id="rIdaj_yvuto5ra08xnxf6otq">
+      <w:hyperlink w:history="1" r:id="rIdzxsgfk5dcwdbetsvezico">
         <w:r>
           <w:rPr>
             <w:rStyle w:val="Hyperlink"/>
@@ -5016,7 +5016,7 @@
         </w:rPr>
         <w:t xml:space="preserve">12　</w:t>
       </w:r>
-      <w:hyperlink w:history="1" r:id="rIdsxtsk0pliufzupqbzgq4t">
+      <w:hyperlink w:history="1" r:id="rIdxckocaqo5q8cpkeh8af5x">
         <w:r>
           <w:rPr>
             <w:rStyle w:val="Hyperlink"/>
@@ -5042,7 +5042,7 @@
           <w:sz w:val="28"/>
           <w:szCs w:val="28"/>
         </w:rPr>
-        <w:t xml:space="preserve">undefined. undefined</w:t>
+        <w:t xml:space="preserve">3. 消防安全</w:t>
       </w:r>
     </w:p>
     <w:p>
@@ -5058,7 +5058,7 @@
           <w:sz w:val="22"/>
           <w:szCs w:val="22"/>
         </w:rPr>
-        <w:t xml:space="preserve">undefined.1　</w:t>
+        <w:t xml:space="preserve">3.1　</w:t>
       </w:r>
       <w:r>
         <w:rPr>
@@ -5499,7 +5499,7 @@
           <w:sz w:val="22"/>
           <w:szCs w:val="22"/>
         </w:rPr>
-        <w:t xml:space="preserve">undefined.2　</w:t>
+        <w:t xml:space="preserve">3.2　</w:t>
       </w:r>
       <w:r>
         <w:rPr>
@@ -5568,7 +5568,7 @@
           <w:sz w:val="22"/>
           <w:szCs w:val="22"/>
         </w:rPr>
-        <w:t xml:space="preserve">undefined.3　</w:t>
+        <w:t xml:space="preserve">3.3　</w:t>
       </w:r>
       <w:r>
         <w:rPr>
@@ -5620,7 +5620,7 @@
           <w:sz w:val="22"/>
           <w:szCs w:val="22"/>
         </w:rPr>
-        <w:t xml:space="preserve">undefined.4　</w:t>
+        <w:t xml:space="preserve">3.4　</w:t>
       </w:r>
       <w:r>
         <w:rPr>
@@ -5724,7 +5724,7 @@
           <w:sz w:val="22"/>
           <w:szCs w:val="22"/>
         </w:rPr>
-        <w:t xml:space="preserve">undefined.5　</w:t>
+        <w:t xml:space="preserve">3.5　</w:t>
       </w:r>
       <w:r>
         <w:rPr>
@@ -6126,7 +6126,7 @@
         </w:rPr>
         <w:t xml:space="preserve">1　</w:t>
       </w:r>
-      <w:hyperlink w:history="1" r:id="rIdwfu2-aakyee2sjfvhroyk">
+      <w:hyperlink w:history="1" r:id="rIdhfplxzrlxg87mdpirzj8_">
         <w:r>
           <w:rPr>
             <w:rStyle w:val="Hyperlink"/>
@@ -6152,7 +6152,7 @@
         </w:rPr>
         <w:t xml:space="preserve">2　</w:t>
       </w:r>
-      <w:hyperlink w:history="1" r:id="rIdn4obj-qvays9vfewztvde">
+      <w:hyperlink w:history="1" r:id="rId2p-vlehu4-6uztz7j0ilz">
         <w:r>
           <w:rPr>
             <w:rStyle w:val="Hyperlink"/>
@@ -6178,7 +6178,7 @@
         </w:rPr>
         <w:t xml:space="preserve">3　</w:t>
       </w:r>
-      <w:hyperlink w:history="1" r:id="rIdavje-ntpxgleiqnvrdb_p">
+      <w:hyperlink w:history="1" r:id="rId2d7whbtiyucllec_i-qva">
         <w:r>
           <w:rPr>
             <w:rStyle w:val="Hyperlink"/>
@@ -6204,7 +6204,7 @@
         </w:rPr>
         <w:t xml:space="preserve">4　</w:t>
       </w:r>
-      <w:hyperlink w:history="1" r:id="rIdqrzg9xuhby2vyutm2enn7">
+      <w:hyperlink w:history="1" r:id="rIdx3-6c-ees7vzfnwhz2cur">
         <w:r>
           <w:rPr>
             <w:rStyle w:val="Hyperlink"/>
@@ -6230,7 +6230,7 @@
         </w:rPr>
         <w:t xml:space="preserve">5　</w:t>
       </w:r>
-      <w:hyperlink w:history="1" r:id="rIdqxqlbqzw6vwerxbu5qmpf">
+      <w:hyperlink w:history="1" r:id="rIdj61la_uufzolitmclpdlu">
         <w:r>
           <w:rPr>
             <w:rStyle w:val="Hyperlink"/>
@@ -6256,7 +6256,7 @@
         </w:rPr>
         <w:t xml:space="preserve">6, 7　</w:t>
       </w:r>
-      <w:hyperlink w:history="1" r:id="rIdjzbkaacafobi2nlv401x4">
+      <w:hyperlink w:history="1" r:id="rIdthf-2c8u_5ddvgawybypv">
         <w:r>
           <w:rPr>
             <w:rStyle w:val="Hyperlink"/>
@@ -6282,7 +6282,7 @@
         </w:rPr>
         <w:t xml:space="preserve">8　</w:t>
       </w:r>
-      <w:hyperlink w:history="1" r:id="rId8cj2lzs4kh1xp1mvh-xug">
+      <w:hyperlink w:history="1" r:id="rIdrpwzmmtqmjssew6d52gef">
         <w:r>
           <w:rPr>
             <w:rStyle w:val="Hyperlink"/>
@@ -6308,7 +6308,7 @@
         </w:rPr>
         <w:t xml:space="preserve">9　</w:t>
       </w:r>
-      <w:hyperlink w:history="1" r:id="rIdec1idtsrei7p9wvawf_7t">
+      <w:hyperlink w:history="1" r:id="rIdypft9zmrqmlogrglm1rep">
         <w:r>
           <w:rPr>
             <w:rStyle w:val="Hyperlink"/>
@@ -6334,7 +6334,7 @@
         </w:rPr>
         <w:t xml:space="preserve">10　</w:t>
       </w:r>
-      <w:hyperlink w:history="1" r:id="rIdn2xhuwtd0lebnlo0py74j">
+      <w:hyperlink w:history="1" r:id="rIdiot55dbgtyxndrscrf9ol">
         <w:r>
           <w:rPr>
             <w:rStyle w:val="Hyperlink"/>
@@ -6360,7 +6360,7 @@
         </w:rPr>
         <w:t xml:space="preserve">11　</w:t>
       </w:r>
-      <w:hyperlink w:history="1" r:id="rIdxmpy3gwgujfpvycnampkm">
+      <w:hyperlink w:history="1" r:id="rIdbvww6jm05y-talkscwfum">
         <w:r>
           <w:rPr>
             <w:rStyle w:val="Hyperlink"/>
@@ -6386,7 +6386,7 @@
           <w:sz w:val="28"/>
           <w:szCs w:val="28"/>
         </w:rPr>
-        <w:t xml:space="preserve">undefined. undefined</w:t>
+        <w:t xml:space="preserve">4. 實驗室安全</w:t>
       </w:r>
     </w:p>
     <w:p>
@@ -6402,7 +6402,7 @@
           <w:sz w:val="22"/>
           <w:szCs w:val="22"/>
         </w:rPr>
-        <w:t xml:space="preserve">undefined.1　</w:t>
+        <w:t xml:space="preserve">4.1　</w:t>
       </w:r>
       <w:r>
         <w:rPr>
@@ -6471,7 +6471,7 @@
           <w:sz w:val="22"/>
           <w:szCs w:val="22"/>
         </w:rPr>
-        <w:t xml:space="preserve">undefined.2　</w:t>
+        <w:t xml:space="preserve">4.2　</w:t>
       </w:r>
       <w:r>
         <w:rPr>
@@ -6801,7 +6801,7 @@
           <w:sz w:val="22"/>
           <w:szCs w:val="22"/>
         </w:rPr>
-        <w:t xml:space="preserve">undefined.3　</w:t>
+        <w:t xml:space="preserve">4.3　</w:t>
       </w:r>
       <w:r>
         <w:rPr>
@@ -6835,7 +6835,7 @@
           <w:sz w:val="22"/>
           <w:szCs w:val="22"/>
         </w:rPr>
-        <w:t xml:space="preserve">undefined.4　</w:t>
+        <w:t xml:space="preserve">4.4　</w:t>
       </w:r>
       <w:r>
         <w:rPr>
@@ -6887,7 +6887,7 @@
           <w:sz w:val="22"/>
           <w:szCs w:val="22"/>
         </w:rPr>
-        <w:t xml:space="preserve">undefined.5　</w:t>
+        <w:t xml:space="preserve">4.5　</w:t>
       </w:r>
       <w:r>
         <w:rPr>
@@ -6939,7 +6939,7 @@
           <w:sz w:val="22"/>
           <w:szCs w:val="22"/>
         </w:rPr>
-        <w:t xml:space="preserve">undefined.6　</w:t>
+        <w:t xml:space="preserve">4.6　</w:t>
       </w:r>
       <w:r>
         <w:rPr>
@@ -7177,7 +7177,7 @@
           <w:sz w:val="22"/>
           <w:szCs w:val="22"/>
         </w:rPr>
-        <w:t xml:space="preserve">undefined.7　</w:t>
+        <w:t xml:space="preserve">4.7　</w:t>
       </w:r>
       <w:r>
         <w:rPr>
@@ -7601,7 +7601,7 @@
           <w:sz w:val="22"/>
           <w:szCs w:val="22"/>
         </w:rPr>
-        <w:t xml:space="preserve">undefined.8　</w:t>
+        <w:t xml:space="preserve">4.8　</w:t>
       </w:r>
       <w:r>
         <w:rPr>
@@ -7635,7 +7635,7 @@
           <w:sz w:val="22"/>
           <w:szCs w:val="22"/>
         </w:rPr>
-        <w:t xml:space="preserve">undefined.9　</w:t>
+        <w:t xml:space="preserve">4.9　</w:t>
       </w:r>
       <w:r>
         <w:rPr>
@@ -8021,7 +8021,7 @@
           <w:sz w:val="22"/>
           <w:szCs w:val="22"/>
         </w:rPr>
-        <w:t xml:space="preserve">undefined.10　</w:t>
+        <w:t xml:space="preserve">4.10　</w:t>
       </w:r>
       <w:r>
         <w:rPr>
@@ -8055,7 +8055,7 @@
           <w:sz w:val="22"/>
           <w:szCs w:val="22"/>
         </w:rPr>
-        <w:t xml:space="preserve">undefined.11　</w:t>
+        <w:t xml:space="preserve">4.11　</w:t>
       </w:r>
       <w:r>
         <w:rPr>
@@ -8089,7 +8089,7 @@
           <w:sz w:val="22"/>
           <w:szCs w:val="22"/>
         </w:rPr>
-        <w:t xml:space="preserve">undefined.12　</w:t>
+        <w:t xml:space="preserve">4.12　</w:t>
       </w:r>
       <w:r>
         <w:rPr>
@@ -8123,7 +8123,7 @@
           <w:sz w:val="22"/>
           <w:szCs w:val="22"/>
         </w:rPr>
-        <w:t xml:space="preserve">undefined.13　</w:t>
+        <w:t xml:space="preserve">4.13　</w:t>
       </w:r>
       <w:r>
         <w:rPr>
@@ -8361,7 +8361,7 @@
           <w:sz w:val="22"/>
           <w:szCs w:val="22"/>
         </w:rPr>
-        <w:t xml:space="preserve">undefined.14　</w:t>
+        <w:t xml:space="preserve">4.14　</w:t>
       </w:r>
       <w:r>
         <w:rPr>
@@ -8395,7 +8395,7 @@
           <w:sz w:val="22"/>
           <w:szCs w:val="22"/>
         </w:rPr>
-        <w:t xml:space="preserve">undefined.15　</w:t>
+        <w:t xml:space="preserve">4.15　</w:t>
       </w:r>
       <w:r>
         <w:rPr>
@@ -8707,7 +8707,7 @@
           <w:sz w:val="22"/>
           <w:szCs w:val="22"/>
         </w:rPr>
-        <w:t xml:space="preserve">undefined.16　</w:t>
+        <w:t xml:space="preserve">4.16　</w:t>
       </w:r>
       <w:r>
         <w:rPr>
@@ -9075,7 +9075,7 @@
           <w:sz w:val="22"/>
           <w:szCs w:val="22"/>
         </w:rPr>
-        <w:t xml:space="preserve">undefined.17　</w:t>
+        <w:t xml:space="preserve">4.17　</w:t>
       </w:r>
       <w:r>
         <w:rPr>
@@ -9109,7 +9109,7 @@
           <w:sz w:val="22"/>
           <w:szCs w:val="22"/>
         </w:rPr>
-        <w:t xml:space="preserve">undefined.18　</w:t>
+        <w:t xml:space="preserve">4.18　</w:t>
       </w:r>
       <w:r>
         <w:rPr>
@@ -9143,7 +9143,7 @@
           <w:sz w:val="22"/>
           <w:szCs w:val="22"/>
         </w:rPr>
-        <w:t xml:space="preserve">undefined.19　</w:t>
+        <w:t xml:space="preserve">4.19　</w:t>
       </w:r>
       <w:r>
         <w:rPr>
@@ -9177,7 +9177,7 @@
           <w:sz w:val="22"/>
           <w:szCs w:val="22"/>
         </w:rPr>
-        <w:t xml:space="preserve">undefined.20　</w:t>
+        <w:t xml:space="preserve">4.20　</w:t>
       </w:r>
       <w:r>
         <w:rPr>
@@ -9228,7 +9228,7 @@
         </w:rPr>
         <w:t xml:space="preserve">1, 4, 8　</w:t>
       </w:r>
-      <w:hyperlink w:history="1" r:id="rIdo_xlxdc_xiq4oof4eqz1h">
+      <w:hyperlink w:history="1" r:id="rIdh5oylinqvmddqc6w6r5wm">
         <w:r>
           <w:rPr>
             <w:rStyle w:val="Hyperlink"/>
@@ -9254,7 +9254,7 @@
         </w:rPr>
         <w:t xml:space="preserve">2, 5, 6　</w:t>
       </w:r>
-      <w:hyperlink w:history="1" r:id="rIdcbmmthp0dx9vkcuks-po_">
+      <w:hyperlink w:history="1" r:id="rIds26j-p3bbydcvjva7ggmg">
         <w:r>
           <w:rPr>
             <w:rStyle w:val="Hyperlink"/>
@@ -9280,7 +9280,7 @@
         </w:rPr>
         <w:t xml:space="preserve">3, 11　</w:t>
       </w:r>
-      <w:hyperlink w:history="1" r:id="rIdovdqnjsiqznwodkdmpd-n">
+      <w:hyperlink w:history="1" r:id="rIdhomh2qxm0j0upnzuux5do">
         <w:r>
           <w:rPr>
             <w:rStyle w:val="Hyperlink"/>
@@ -9306,7 +9306,7 @@
         </w:rPr>
         <w:t xml:space="preserve">7　</w:t>
       </w:r>
-      <w:hyperlink w:history="1" r:id="rIdp9ehewgueriptfagtnmm9">
+      <w:hyperlink w:history="1" r:id="rIdoyo3--z9zaai0xtidzpeu">
         <w:r>
           <w:rPr>
             <w:rStyle w:val="Hyperlink"/>
@@ -9332,7 +9332,7 @@
         </w:rPr>
         <w:t xml:space="preserve">9　</w:t>
       </w:r>
-      <w:hyperlink w:history="1" r:id="rIdoez5m28j7og2wr8_f3mcz">
+      <w:hyperlink w:history="1" r:id="rIdgcfwdjog-ihxxg11tq1eh">
         <w:r>
           <w:rPr>
             <w:rStyle w:val="Hyperlink"/>
@@ -9358,7 +9358,7 @@
         </w:rPr>
         <w:t xml:space="preserve">10　</w:t>
       </w:r>
-      <w:hyperlink w:history="1" r:id="rIdbil_7tnkdysadmrxbt7x2">
+      <w:hyperlink w:history="1" r:id="rIdglnx9salhdxwenih8x5kx">
         <w:r>
           <w:rPr>
             <w:rStyle w:val="Hyperlink"/>
@@ -9384,7 +9384,7 @@
         </w:rPr>
         <w:t xml:space="preserve">12　</w:t>
       </w:r>
-      <w:hyperlink w:history="1" r:id="rId45gffsea2clnvww7uflek">
+      <w:hyperlink w:history="1" r:id="rIdoxzsukqpc3bqz54vkui-p">
         <w:r>
           <w:rPr>
             <w:rStyle w:val="Hyperlink"/>
@@ -9410,7 +9410,7 @@
         </w:rPr>
         <w:t xml:space="preserve">13　</w:t>
       </w:r>
-      <w:hyperlink w:history="1" r:id="rIdvpudvjt7yjywhzg8w3yz8">
+      <w:hyperlink w:history="1" r:id="rId2tw1ypy73vfr3srw6wn_g">
         <w:r>
           <w:rPr>
             <w:rStyle w:val="Hyperlink"/>
@@ -9436,7 +9436,7 @@
         </w:rPr>
         <w:t xml:space="preserve">14, 30　</w:t>
       </w:r>
-      <w:hyperlink w:history="1" r:id="rIdsnq7bjxse7zsgnvpnhgmx">
+      <w:hyperlink w:history="1" r:id="rId_mg3cipyb_n6vdhj7ntsn">
         <w:r>
           <w:rPr>
             <w:rStyle w:val="Hyperlink"/>
@@ -9462,7 +9462,7 @@
         </w:rPr>
         <w:t xml:space="preserve">15　</w:t>
       </w:r>
-      <w:hyperlink w:history="1" r:id="rIdln8myadqwfonj_8cpw15h">
+      <w:hyperlink w:history="1" r:id="rIdjnvncmsuuol1rulbcesev">
         <w:r>
           <w:rPr>
             <w:rStyle w:val="Hyperlink"/>
@@ -9488,7 +9488,7 @@
         </w:rPr>
         <w:t xml:space="preserve">16　</w:t>
       </w:r>
-      <w:hyperlink w:history="1" r:id="rIdwtiw47u5ttyage7smt3dc">
+      <w:hyperlink w:history="1" r:id="rId8girhu6llvub8hvh4ebm2">
         <w:r>
           <w:rPr>
             <w:rStyle w:val="Hyperlink"/>
@@ -9514,7 +9514,7 @@
         </w:rPr>
         <w:t xml:space="preserve">17, 19　</w:t>
       </w:r>
-      <w:hyperlink w:history="1" r:id="rIdzn264v8s8u_gh6nb1rfr1">
+      <w:hyperlink w:history="1" r:id="rIdgh5v0gvt6ylbt5izlpp7g">
         <w:r>
           <w:rPr>
             <w:rStyle w:val="Hyperlink"/>
@@ -9540,7 +9540,7 @@
         </w:rPr>
         <w:t xml:space="preserve">18, 22　</w:t>
       </w:r>
-      <w:hyperlink w:history="1" r:id="rIddm7w9rrs29_3spywkmggw">
+      <w:hyperlink w:history="1" r:id="rIdumxzim3eb1ekmuhzjhhq8">
         <w:r>
           <w:rPr>
             <w:rStyle w:val="Hyperlink"/>
@@ -9566,7 +9566,7 @@
         </w:rPr>
         <w:t xml:space="preserve">20　</w:t>
       </w:r>
-      <w:hyperlink w:history="1" r:id="rIdqqqgvj0x88ksqutydw1wr">
+      <w:hyperlink w:history="1" r:id="rIdfubqmksogbdziwzz32onr">
         <w:r>
           <w:rPr>
             <w:rStyle w:val="Hyperlink"/>
@@ -9592,7 +9592,7 @@
         </w:rPr>
         <w:t xml:space="preserve">21　</w:t>
       </w:r>
-      <w:hyperlink w:history="1" r:id="rId0wfhn9qfyeah_l8wsp3jw">
+      <w:hyperlink w:history="1" r:id="rIdhx1qwkm_ragrmjd4qfg5m">
         <w:r>
           <w:rPr>
             <w:rStyle w:val="Hyperlink"/>
@@ -9618,7 +9618,7 @@
         </w:rPr>
         <w:t xml:space="preserve">23　</w:t>
       </w:r>
-      <w:hyperlink w:history="1" r:id="rId0xevu7pimrkunhkq0mh_d">
+      <w:hyperlink w:history="1" r:id="rId4anoxgo43duxllgbpznur">
         <w:r>
           <w:rPr>
             <w:rStyle w:val="Hyperlink"/>
@@ -9644,7 +9644,7 @@
         </w:rPr>
         <w:t xml:space="preserve">24　</w:t>
       </w:r>
-      <w:hyperlink w:history="1" r:id="rIdl2vceacnq7zg2oy1lpu_n">
+      <w:hyperlink w:history="1" r:id="rIdfmji3f2pgjekokrq3tj5x">
         <w:r>
           <w:rPr>
             <w:rStyle w:val="Hyperlink"/>
@@ -9670,7 +9670,7 @@
         </w:rPr>
         <w:t xml:space="preserve">25　</w:t>
       </w:r>
-      <w:hyperlink w:history="1" r:id="rIddul0ao5fc5n_0li6hez2_">
+      <w:hyperlink w:history="1" r:id="rId6jmbsrnogggtrbdmcdlnc">
         <w:r>
           <w:rPr>
             <w:rStyle w:val="Hyperlink"/>
@@ -9696,7 +9696,7 @@
         </w:rPr>
         <w:t xml:space="preserve">26　</w:t>
       </w:r>
-      <w:hyperlink w:history="1" r:id="rIdb-cbeyq9iinicb4jr0rg0">
+      <w:hyperlink w:history="1" r:id="rIdxkluwreorf5mm_rcteeyu">
         <w:r>
           <w:rPr>
             <w:rStyle w:val="Hyperlink"/>
@@ -9722,7 +9722,7 @@
         </w:rPr>
         <w:t xml:space="preserve">27　</w:t>
       </w:r>
-      <w:hyperlink w:history="1" r:id="rIdhvrquo9e0nmw6mq1djgu4">
+      <w:hyperlink w:history="1" r:id="rIdd49nhci9rn_-xcwln2r83">
         <w:r>
           <w:rPr>
             <w:rStyle w:val="Hyperlink"/>
@@ -9748,7 +9748,7 @@
         </w:rPr>
         <w:t xml:space="preserve">28　</w:t>
       </w:r>
-      <w:hyperlink w:history="1" r:id="rIdjuu1sj-l0-69qglzsnndf">
+      <w:hyperlink w:history="1" r:id="rIdfbwsu9ircc91m0merb-ul">
         <w:r>
           <w:rPr>
             <w:rStyle w:val="Hyperlink"/>
@@ -9774,7 +9774,7 @@
         </w:rPr>
         <w:t xml:space="preserve">29　</w:t>
       </w:r>
-      <w:hyperlink w:history="1" r:id="rIdkbf6g-bwnenxhwjqyohqz">
+      <w:hyperlink w:history="1" r:id="rIda2syreqllm7cirifea98p">
         <w:r>
           <w:rPr>
             <w:rStyle w:val="Hyperlink"/>
@@ -9800,7 +9800,7 @@
           <w:sz w:val="28"/>
           <w:szCs w:val="28"/>
         </w:rPr>
-        <w:t xml:space="preserve">undefined. undefined</w:t>
+        <w:t xml:space="preserve">5. 視覺藝術安全</w:t>
       </w:r>
     </w:p>
     <w:p>
@@ -9816,7 +9816,7 @@
           <w:sz w:val="22"/>
           <w:szCs w:val="22"/>
         </w:rPr>
-        <w:t xml:space="preserve">undefined.1　</w:t>
+        <w:t xml:space="preserve">5.1　</w:t>
       </w:r>
       <w:r>
         <w:rPr>
@@ -9902,7 +9902,7 @@
           <w:sz w:val="22"/>
           <w:szCs w:val="22"/>
         </w:rPr>
-        <w:t xml:space="preserve">undefined.2　</w:t>
+        <w:t xml:space="preserve">5.2　</w:t>
       </w:r>
       <w:r>
         <w:rPr>
@@ -10344,7 +10344,7 @@
           <w:sz w:val="22"/>
           <w:szCs w:val="22"/>
         </w:rPr>
-        <w:t xml:space="preserve">undefined.3　</w:t>
+        <w:t xml:space="preserve">5.3　</w:t>
       </w:r>
       <w:r>
         <w:rPr>
@@ -10396,7 +10396,7 @@
           <w:sz w:val="22"/>
           <w:szCs w:val="22"/>
         </w:rPr>
-        <w:t xml:space="preserve">undefined.4　</w:t>
+        <w:t xml:space="preserve">5.4　</w:t>
       </w:r>
       <w:r>
         <w:rPr>
@@ -10802,7 +10802,7 @@
           <w:sz w:val="22"/>
           <w:szCs w:val="22"/>
         </w:rPr>
-        <w:t xml:space="preserve">undefined.5　</w:t>
+        <w:t xml:space="preserve">5.5　</w:t>
       </w:r>
       <w:r>
         <w:rPr>
@@ -10908,7 +10908,7 @@
           <w:sz w:val="22"/>
           <w:szCs w:val="22"/>
         </w:rPr>
-        <w:t xml:space="preserve">undefined.6　</w:t>
+        <w:t xml:space="preserve">5.6　</w:t>
       </w:r>
       <w:r>
         <w:rPr>
@@ -10960,7 +10960,7 @@
           <w:sz w:val="22"/>
           <w:szCs w:val="22"/>
         </w:rPr>
-        <w:t xml:space="preserve">undefined.7　</w:t>
+        <w:t xml:space="preserve">5.7　</w:t>
       </w:r>
       <w:r>
         <w:rPr>
@@ -11030,7 +11030,7 @@
           <w:sz w:val="22"/>
           <w:szCs w:val="22"/>
         </w:rPr>
-        <w:t xml:space="preserve">undefined.8　</w:t>
+        <w:t xml:space="preserve">5.8　</w:t>
       </w:r>
       <w:r>
         <w:rPr>
@@ -11100,7 +11100,7 @@
           <w:sz w:val="22"/>
           <w:szCs w:val="22"/>
         </w:rPr>
-        <w:t xml:space="preserve">undefined.9　</w:t>
+        <w:t xml:space="preserve">5.9　</w:t>
       </w:r>
       <w:r>
         <w:rPr>
@@ -11134,7 +11134,7 @@
           <w:sz w:val="22"/>
           <w:szCs w:val="22"/>
         </w:rPr>
-        <w:t xml:space="preserve">undefined.10　</w:t>
+        <w:t xml:space="preserve">5.10　</w:t>
       </w:r>
       <w:r>
         <w:rPr>
@@ -11186,7 +11186,7 @@
           <w:sz w:val="22"/>
           <w:szCs w:val="22"/>
         </w:rPr>
-        <w:t xml:space="preserve">undefined.11　</w:t>
+        <w:t xml:space="preserve">5.11　</w:t>
       </w:r>
       <w:r>
         <w:rPr>
@@ -11220,7 +11220,7 @@
           <w:sz w:val="22"/>
           <w:szCs w:val="22"/>
         </w:rPr>
-        <w:t xml:space="preserve">undefined.12　</w:t>
+        <w:t xml:space="preserve">5.12　</w:t>
       </w:r>
       <w:r>
         <w:rPr>
@@ -11254,7 +11254,7 @@
           <w:sz w:val="22"/>
           <w:szCs w:val="22"/>
         </w:rPr>
-        <w:t xml:space="preserve">undefined.13　</w:t>
+        <w:t xml:space="preserve">5.13　</w:t>
       </w:r>
       <w:r>
         <w:rPr>
@@ -11288,7 +11288,7 @@
           <w:sz w:val="22"/>
           <w:szCs w:val="22"/>
         </w:rPr>
-        <w:t xml:space="preserve">undefined.14　</w:t>
+        <w:t xml:space="preserve">5.14　</w:t>
       </w:r>
       <w:r>
         <w:rPr>
@@ -11339,7 +11339,7 @@
         </w:rPr>
         <w:t xml:space="preserve">1　</w:t>
       </w:r>
-      <w:hyperlink w:history="1" r:id="rIdjnkt6bmbxmnd9qw8gck2e">
+      <w:hyperlink w:history="1" r:id="rId8slwiyklhzekr1u03esuu">
         <w:r>
           <w:rPr>
             <w:rStyle w:val="Hyperlink"/>
@@ -11365,7 +11365,7 @@
         </w:rPr>
         <w:t xml:space="preserve">2, 20　</w:t>
       </w:r>
-      <w:hyperlink w:history="1" r:id="rIdhtzaiy4wefrjasp--yw_5">
+      <w:hyperlink w:history="1" r:id="rIdshqpub1p4mcr5bip0u4c9">
         <w:r>
           <w:rPr>
             <w:rStyle w:val="Hyperlink"/>
@@ -11391,7 +11391,7 @@
         </w:rPr>
         <w:t xml:space="preserve">3, 6　</w:t>
       </w:r>
-      <w:hyperlink w:history="1" r:id="rId-ddyppgtbfz79fajriv50">
+      <w:hyperlink w:history="1" r:id="rIdr4pwm5qfsusnaswlkbm6r">
         <w:r>
           <w:rPr>
             <w:rStyle w:val="Hyperlink"/>
@@ -11417,7 +11417,7 @@
         </w:rPr>
         <w:t xml:space="preserve">4, 7　</w:t>
       </w:r>
-      <w:hyperlink w:history="1" r:id="rIds6nheogy4zn-8kiuq-kjh">
+      <w:hyperlink w:history="1" r:id="rIdfe_0r_i7wfnya8qccft8p">
         <w:r>
           <w:rPr>
             <w:rStyle w:val="Hyperlink"/>
@@ -11443,7 +11443,7 @@
         </w:rPr>
         <w:t xml:space="preserve">5, 21, 22, 23　</w:t>
       </w:r>
-      <w:hyperlink w:history="1" r:id="rIdxzerloumgmzzw7ybo0nkk">
+      <w:hyperlink w:history="1" r:id="rIdk2lmwaq0z3jcqoxdjdi0b">
         <w:r>
           <w:rPr>
             <w:rStyle w:val="Hyperlink"/>
@@ -11469,7 +11469,7 @@
         </w:rPr>
         <w:t xml:space="preserve">8　</w:t>
       </w:r>
-      <w:hyperlink w:history="1" r:id="rIduysscbo-emikww-ph8idc">
+      <w:hyperlink w:history="1" r:id="rIdthufuttsqikmfaaut9cqa">
         <w:r>
           <w:rPr>
             <w:rStyle w:val="Hyperlink"/>
@@ -11495,7 +11495,7 @@
         </w:rPr>
         <w:t xml:space="preserve">9, 14　</w:t>
       </w:r>
-      <w:hyperlink w:history="1" r:id="rIdeo1mt49ay0yllmbdhbeau">
+      <w:hyperlink w:history="1" r:id="rIdqj00fg9cj0d2drlckz8mz">
         <w:r>
           <w:rPr>
             <w:rStyle w:val="Hyperlink"/>
@@ -11521,7 +11521,7 @@
         </w:rPr>
         <w:t xml:space="preserve">10　</w:t>
       </w:r>
-      <w:hyperlink w:history="1" r:id="rIdpyl94w5kjwb7qqzf_62d2">
+      <w:hyperlink w:history="1" r:id="rIdwpaaio-5qj47eqd8tuie-">
         <w:r>
           <w:rPr>
             <w:rStyle w:val="Hyperlink"/>
@@ -11547,7 +11547,7 @@
         </w:rPr>
         <w:t xml:space="preserve">11, 15, 16　</w:t>
       </w:r>
-      <w:hyperlink w:history="1" r:id="rIdtrw43q2ggd7-pm4oa-2-x">
+      <w:hyperlink w:history="1" r:id="rIddjqyfat9ycfuwyx1c84d1">
         <w:r>
           <w:rPr>
             <w:rStyle w:val="Hyperlink"/>
@@ -11573,7 +11573,7 @@
         </w:rPr>
         <w:t xml:space="preserve">12　</w:t>
       </w:r>
-      <w:hyperlink w:history="1" r:id="rIdgel6iyo4n8nhbciphztti">
+      <w:hyperlink w:history="1" r:id="rIdfbfpjy5jhsakeu6mvncpg">
         <w:r>
           <w:rPr>
             <w:rStyle w:val="Hyperlink"/>
@@ -11599,7 +11599,7 @@
         </w:rPr>
         <w:t xml:space="preserve">13, 17　</w:t>
       </w:r>
-      <w:hyperlink w:history="1" r:id="rIdfuwd5hpazietixmgzxrvc">
+      <w:hyperlink w:history="1" r:id="rId0kkobo5sasok15cb8l-bq">
         <w:r>
           <w:rPr>
             <w:rStyle w:val="Hyperlink"/>
@@ -11625,7 +11625,7 @@
         </w:rPr>
         <w:t xml:space="preserve">18　</w:t>
       </w:r>
-      <w:hyperlink w:history="1" r:id="rId3czlxr5xe2bwgbqzc-6xg">
+      <w:hyperlink w:history="1" r:id="rId4wozg0yiceheeka-e4360">
         <w:r>
           <w:rPr>
             <w:rStyle w:val="Hyperlink"/>
@@ -11651,7 +11651,7 @@
         </w:rPr>
         <w:t xml:space="preserve">19, 25, 26　</w:t>
       </w:r>
-      <w:hyperlink w:history="1" r:id="rIdw_t4jzah_yi_ijylpsnzl">
+      <w:hyperlink w:history="1" r:id="rId4dwelppqycgefyzygugc_">
         <w:r>
           <w:rPr>
             <w:rStyle w:val="Hyperlink"/>
@@ -11677,7 +11677,7 @@
         </w:rPr>
         <w:t xml:space="preserve">24　</w:t>
       </w:r>
-      <w:hyperlink w:history="1" r:id="rId4wi3kt4pw1dk0qpespbfz">
+      <w:hyperlink w:history="1" r:id="rId_3qat3stjus_wqmoaxi_7">
         <w:r>
           <w:rPr>
             <w:rStyle w:val="Hyperlink"/>
@@ -11703,7 +11703,7 @@
         </w:rPr>
         <w:t xml:space="preserve">27　</w:t>
       </w:r>
-      <w:hyperlink w:history="1" r:id="rIdh3mkyha-fwagdskxyj19b">
+      <w:hyperlink w:history="1" r:id="rIdzp3rzmlgxlam-q5uej-u-">
         <w:r>
           <w:rPr>
             <w:rStyle w:val="Hyperlink"/>
@@ -11729,7 +11729,7 @@
         </w:rPr>
         <w:t xml:space="preserve">28　</w:t>
       </w:r>
-      <w:hyperlink w:history="1" r:id="rIdzi2mbnwsiqqe5p1rh7ldo">
+      <w:hyperlink w:history="1" r:id="rIdkkuynvg5scnh6gdr9kno-">
         <w:r>
           <w:rPr>
             <w:rStyle w:val="Hyperlink"/>
@@ -11755,7 +11755,7 @@
           <w:sz w:val="28"/>
           <w:szCs w:val="28"/>
         </w:rPr>
-        <w:t xml:space="preserve">undefined. undefined</w:t>
+        <w:t xml:space="preserve">6. 交通安全</w:t>
       </w:r>
     </w:p>
     <w:p>
@@ -11771,7 +11771,7 @@
           <w:sz w:val="22"/>
           <w:szCs w:val="22"/>
         </w:rPr>
-        <w:t xml:space="preserve">undefined.1　</w:t>
+        <w:t xml:space="preserve">6.1　</w:t>
       </w:r>
       <w:r>
         <w:rPr>
@@ -12215,7 +12215,7 @@
           <w:sz w:val="22"/>
           <w:szCs w:val="22"/>
         </w:rPr>
-        <w:t xml:space="preserve">undefined.2　</w:t>
+        <w:t xml:space="preserve">6.2　</w:t>
       </w:r>
       <w:r>
         <w:rPr>
@@ -12657,7 +12657,7 @@
           <w:sz w:val="22"/>
           <w:szCs w:val="22"/>
         </w:rPr>
-        <w:t xml:space="preserve">undefined.3　</w:t>
+        <w:t xml:space="preserve">6.3　</w:t>
       </w:r>
       <w:r>
         <w:rPr>
@@ -12726,7 +12726,7 @@
           <w:sz w:val="22"/>
           <w:szCs w:val="22"/>
         </w:rPr>
-        <w:t xml:space="preserve">undefined.4　</w:t>
+        <w:t xml:space="preserve">6.4　</w:t>
       </w:r>
       <w:r>
         <w:rPr>
@@ -12796,7 +12796,7 @@
           <w:sz w:val="22"/>
           <w:szCs w:val="22"/>
         </w:rPr>
-        <w:t xml:space="preserve">undefined.5　</w:t>
+        <w:t xml:space="preserve">6.5　</w:t>
       </w:r>
       <w:r>
         <w:rPr>
@@ -13025,7 +13025,7 @@
           <w:sz w:val="22"/>
           <w:szCs w:val="22"/>
         </w:rPr>
-        <w:t xml:space="preserve">undefined.6　</w:t>
+        <w:t xml:space="preserve">6.6　</w:t>
       </w:r>
       <w:r>
         <w:rPr>
@@ -13093,7 +13093,7 @@
           <w:sz w:val="22"/>
           <w:szCs w:val="22"/>
         </w:rPr>
-        <w:t xml:space="preserve">undefined.7　</w:t>
+        <w:t xml:space="preserve">6.7　</w:t>
       </w:r>
       <w:r>
         <w:rPr>
@@ -13144,7 +13144,7 @@
         </w:rPr>
         <w:t xml:space="preserve">1, 12　</w:t>
       </w:r>
-      <w:hyperlink w:history="1" r:id="rIdy0uiz8ll6bj_bqlxnioj4">
+      <w:hyperlink w:history="1" r:id="rIdy5-otihwrsgmqu8dkdspv">
         <w:r>
           <w:rPr>
             <w:rStyle w:val="Hyperlink"/>
@@ -13170,7 +13170,7 @@
         </w:rPr>
         <w:t xml:space="preserve">2, 7, 15　</w:t>
       </w:r>
-      <w:hyperlink w:history="1" r:id="rId-z2n75ojiguxu5wtbkgt4">
+      <w:hyperlink w:history="1" r:id="rIde9phxflmqngxgc4ewdomh">
         <w:r>
           <w:rPr>
             <w:rStyle w:val="Hyperlink"/>
@@ -13196,7 +13196,7 @@
         </w:rPr>
         <w:t xml:space="preserve">3, 5　</w:t>
       </w:r>
-      <w:hyperlink w:history="1" r:id="rId_4sunk7l7y3vfebg91om3">
+      <w:hyperlink w:history="1" r:id="rIde667iubcf-y7uyd7sr_a7">
         <w:r>
           <w:rPr>
             <w:rStyle w:val="Hyperlink"/>
@@ -13222,7 +13222,7 @@
         </w:rPr>
         <w:t xml:space="preserve">4, 9, 13　</w:t>
       </w:r>
-      <w:hyperlink w:history="1" r:id="rIda7dujmrzq3ohaz5sgtmfe">
+      <w:hyperlink w:history="1" r:id="rIdi2cmkq24ewtyplnyohily">
         <w:r>
           <w:rPr>
             <w:rStyle w:val="Hyperlink"/>
@@ -13248,7 +13248,7 @@
         </w:rPr>
         <w:t xml:space="preserve">6　</w:t>
       </w:r>
-      <w:hyperlink w:history="1" r:id="rIdsxnfxpgi-wpbdwilyks3c">
+      <w:hyperlink w:history="1" r:id="rIdu7rq2p7bwe6hciilucucv">
         <w:r>
           <w:rPr>
             <w:rStyle w:val="Hyperlink"/>
@@ -13274,7 +13274,7 @@
         </w:rPr>
         <w:t xml:space="preserve">8　</w:t>
       </w:r>
-      <w:hyperlink w:history="1" r:id="rIdjaq8xu1qozug1jvhgv1br">
+      <w:hyperlink w:history="1" r:id="rIdowomnqrrpberpbppysbdn">
         <w:r>
           <w:rPr>
             <w:rStyle w:val="Hyperlink"/>
@@ -13300,7 +13300,7 @@
         </w:rPr>
         <w:t xml:space="preserve">10　</w:t>
       </w:r>
-      <w:hyperlink w:history="1" r:id="rId38nuscadmghzoifurtyhn">
+      <w:hyperlink w:history="1" r:id="rId42z3sy_wob3rpzgjkmlez">
         <w:r>
           <w:rPr>
             <w:rStyle w:val="Hyperlink"/>
@@ -13326,7 +13326,7 @@
         </w:rPr>
         <w:t xml:space="preserve">11　</w:t>
       </w:r>
-      <w:hyperlink w:history="1" r:id="rIdxoix49gpt7dwqx9ehjk3v">
+      <w:hyperlink w:history="1" r:id="rIdlykfqhl8a8mzpqhj-zupp">
         <w:r>
           <w:rPr>
             <w:rStyle w:val="Hyperlink"/>
@@ -13352,7 +13352,7 @@
         </w:rPr>
         <w:t xml:space="preserve">14　</w:t>
       </w:r>
-      <w:hyperlink w:history="1" r:id="rIdyy20yd3iffaevvliebctt">
+      <w:hyperlink w:history="1" r:id="rId9zfesafqwzctxwhc90g0y">
         <w:r>
           <w:rPr>
             <w:rStyle w:val="Hyperlink"/>
@@ -13378,7 +13378,7 @@
           <w:sz w:val="28"/>
           <w:szCs w:val="28"/>
         </w:rPr>
-        <w:t xml:space="preserve">undefined. undefined</w:t>
+        <w:t xml:space="preserve">7. 危機緊急應變</w:t>
       </w:r>
     </w:p>
     <w:p>
@@ -13394,7 +13394,7 @@
           <w:sz w:val="22"/>
           <w:szCs w:val="22"/>
         </w:rPr>
-        <w:t xml:space="preserve">undefined.1　</w:t>
+        <w:t xml:space="preserve">7.1　</w:t>
       </w:r>
       <w:r>
         <w:rPr>
@@ -13428,7 +13428,7 @@
           <w:sz w:val="22"/>
           <w:szCs w:val="22"/>
         </w:rPr>
-        <w:t xml:space="preserve">undefined.2　</w:t>
+        <w:t xml:space="preserve">7.2　</w:t>
       </w:r>
       <w:r>
         <w:rPr>
@@ -14083,7 +14083,7 @@
           <w:sz w:val="22"/>
           <w:szCs w:val="22"/>
         </w:rPr>
-        <w:t xml:space="preserve">undefined.3　</w:t>
+        <w:t xml:space="preserve">7.3　</w:t>
       </w:r>
       <w:r>
         <w:rPr>
@@ -15030,7 +15030,7 @@
           <w:sz w:val="22"/>
           <w:szCs w:val="22"/>
         </w:rPr>
-        <w:t xml:space="preserve">undefined.4　</w:t>
+        <w:t xml:space="preserve">7.4　</w:t>
       </w:r>
       <w:r>
         <w:rPr>
@@ -15151,7 +15151,7 @@
           <w:sz w:val="22"/>
           <w:szCs w:val="22"/>
         </w:rPr>
-        <w:t xml:space="preserve">undefined.5　</w:t>
+        <w:t xml:space="preserve">7.5　</w:t>
       </w:r>
       <w:r>
         <w:rPr>
@@ -15185,7 +15185,7 @@
           <w:sz w:val="22"/>
           <w:szCs w:val="22"/>
         </w:rPr>
-        <w:t xml:space="preserve">undefined.6　</w:t>
+        <w:t xml:space="preserve">7.6　</w:t>
       </w:r>
       <w:r>
         <w:rPr>
@@ -15219,7 +15219,7 @@
           <w:sz w:val="22"/>
           <w:szCs w:val="22"/>
         </w:rPr>
-        <w:t xml:space="preserve">undefined.7　</w:t>
+        <w:t xml:space="preserve">7.7　</w:t>
       </w:r>
       <w:r>
         <w:rPr>
@@ -15262,7 +15262,7 @@
           <w:sz w:val="22"/>
           <w:szCs w:val="22"/>
         </w:rPr>
-        <w:t xml:space="preserve">undefined.8　</w:t>
+        <w:t xml:space="preserve">7.8　</w:t>
       </w:r>
       <w:r>
         <w:rPr>
@@ -15313,7 +15313,7 @@
         </w:rPr>
         <w:t xml:space="preserve">1　</w:t>
       </w:r>
-      <w:hyperlink w:history="1" r:id="rIdosguimuuyyif3kkibeu0a">
+      <w:hyperlink w:history="1" r:id="rIdf7f6qhzrqnyk0tvt9ginw">
         <w:r>
           <w:rPr>
             <w:rStyle w:val="Hyperlink"/>
@@ -15339,7 +15339,7 @@
         </w:rPr>
         <w:t xml:space="preserve">2　</w:t>
       </w:r>
-      <w:hyperlink w:history="1" r:id="rId3ctgsntvq8uoyheab9uko">
+      <w:hyperlink w:history="1" r:id="rIdop45bksvmdcaieln6yvrr">
         <w:r>
           <w:rPr>
             <w:rStyle w:val="Hyperlink"/>
@@ -15365,7 +15365,7 @@
         </w:rPr>
         <w:t xml:space="preserve">3　</w:t>
       </w:r>
-      <w:hyperlink w:history="1" r:id="rIdddr-itrf-focvmec3dgac">
+      <w:hyperlink w:history="1" r:id="rIdn0c6diuqa9xszedsdwloo">
         <w:r>
           <w:rPr>
             <w:rStyle w:val="Hyperlink"/>
@@ -15391,7 +15391,7 @@
         </w:rPr>
         <w:t xml:space="preserve">4　</w:t>
       </w:r>
-      <w:hyperlink w:history="1" r:id="rIde210ztgcsf_gkmab-_2hs">
+      <w:hyperlink w:history="1" r:id="rId7xmqupvubmcfhws0zv49z">
         <w:r>
           <w:rPr>
             <w:rStyle w:val="Hyperlink"/>
@@ -15417,7 +15417,7 @@
         </w:rPr>
         <w:t xml:space="preserve">5　</w:t>
       </w:r>
-      <w:hyperlink w:history="1" r:id="rId3rxwvkodlb6oywq_rgeog">
+      <w:hyperlink w:history="1" r:id="rIdby645izuphoqu9bhqfyor">
         <w:r>
           <w:rPr>
             <w:rStyle w:val="Hyperlink"/>
@@ -15443,7 +15443,7 @@
         </w:rPr>
         <w:t xml:space="preserve">6　</w:t>
       </w:r>
-      <w:hyperlink w:history="1" r:id="rIdqyybsef6ecb9vnsgzftjj">
+      <w:hyperlink w:history="1" r:id="rIdsov2dnl6spn_bjxjzilh3">
         <w:r>
           <w:rPr>
             <w:rStyle w:val="Hyperlink"/>
@@ -15469,7 +15469,7 @@
         </w:rPr>
         <w:t xml:space="preserve">7　</w:t>
       </w:r>
-      <w:hyperlink w:history="1" r:id="rIdwckjeouh-zmh3odohtekz">
+      <w:hyperlink w:history="1" r:id="rIday2qbwzckg-ebrvkepeqf">
         <w:r>
           <w:rPr>
             <w:rStyle w:val="Hyperlink"/>
@@ -15495,7 +15495,7 @@
         </w:rPr>
         <w:t xml:space="preserve">8　</w:t>
       </w:r>
-      <w:hyperlink w:history="1" r:id="rIdzz5gduh46n8ukx3dl4ymw">
+      <w:hyperlink w:history="1" r:id="rIdyv0wlmhipsxkxzawbtsts">
         <w:r>
           <w:rPr>
             <w:rStyle w:val="Hyperlink"/>
@@ -15521,7 +15521,7 @@
         </w:rPr>
         <w:t xml:space="preserve">9　</w:t>
       </w:r>
-      <w:hyperlink w:history="1" r:id="rIdnbj1tc2ytkfihpvidou8d">
+      <w:hyperlink w:history="1" r:id="rIdw5ha-aqcd6y9cjboxsg52">
         <w:r>
           <w:rPr>
             <w:rStyle w:val="Hyperlink"/>
@@ -15547,7 +15547,7 @@
         </w:rPr>
         <w:t xml:space="preserve">10　</w:t>
       </w:r>
-      <w:hyperlink w:history="1" r:id="rIdwz-o-tjqp4pukympt1hub">
+      <w:hyperlink w:history="1" r:id="rIdy01-3het6zmh2vsu_xxwj">
         <w:r>
           <w:rPr>
             <w:rStyle w:val="Hyperlink"/>
@@ -15573,7 +15573,7 @@
         </w:rPr>
         <w:t xml:space="preserve">11　</w:t>
       </w:r>
-      <w:hyperlink w:history="1" r:id="rIds9w8p9muid7auh_7-_jow">
+      <w:hyperlink w:history="1" r:id="rIdgrwio6elfqxjuykkrymxo">
         <w:r>
           <w:rPr>
             <w:rStyle w:val="Hyperlink"/>
@@ -15599,7 +15599,7 @@
         </w:rPr>
         <w:t xml:space="preserve">12　</w:t>
       </w:r>
-      <w:hyperlink w:history="1" r:id="rIdnjmexgeulznrhdpwfbask">
+      <w:hyperlink w:history="1" r:id="rIdb1x_dezgcfyo79ywbxmfa">
         <w:r>
           <w:rPr>
             <w:rStyle w:val="Hyperlink"/>
@@ -15625,7 +15625,7 @@
         </w:rPr>
         <w:t xml:space="preserve">13, 14　</w:t>
       </w:r>
-      <w:hyperlink w:history="1" r:id="rIdenrwl33kepfmuqx9vbasm">
+      <w:hyperlink w:history="1" r:id="rIdl1awqodaziwpxeqr2h7lr">
         <w:r>
           <w:rPr>
             <w:rStyle w:val="Hyperlink"/>
@@ -15651,7 +15651,7 @@
         </w:rPr>
         <w:t xml:space="preserve">15　</w:t>
       </w:r>
-      <w:hyperlink w:history="1" r:id="rId-bijgkp1stcptmjowwfak">
+      <w:hyperlink w:history="1" r:id="rIdouvrjykjvkx3g2tpzuucy">
         <w:r>
           <w:rPr>
             <w:rStyle w:val="Hyperlink"/>
@@ -15677,7 +15677,7 @@
         </w:rPr>
         <w:t xml:space="preserve">16　</w:t>
       </w:r>
-      <w:hyperlink w:history="1" r:id="rIdsz6cfnrlbsbtnk2hox_qb">
+      <w:hyperlink w:history="1" r:id="rId7jbvkpkgwlvbwkudc-ijr">
         <w:r>
           <w:rPr>
             <w:rStyle w:val="Hyperlink"/>
@@ -15703,7 +15703,7 @@
         </w:rPr>
         <w:t xml:space="preserve">17　</w:t>
       </w:r>
-      <w:hyperlink w:history="1" r:id="rIdye5aqu_920c932yqia3jt">
+      <w:hyperlink w:history="1" r:id="rIdmn5ktd0dixeunbkjclry7">
         <w:r>
           <w:rPr>
             <w:rStyle w:val="Hyperlink"/>
@@ -15729,7 +15729,7 @@
           <w:sz w:val="28"/>
           <w:szCs w:val="28"/>
         </w:rPr>
-        <w:t xml:space="preserve">undefined. undefined</w:t>
+        <w:t xml:space="preserve">8. 健康衞生</w:t>
       </w:r>
     </w:p>
     <w:p>
@@ -15745,7 +15745,7 @@
           <w:sz w:val="22"/>
           <w:szCs w:val="22"/>
         </w:rPr>
-        <w:t xml:space="preserve">undefined.1　</w:t>
+        <w:t xml:space="preserve">8.1　</w:t>
       </w:r>
       <w:r>
         <w:rPr>
@@ -15800,7 +15800,7 @@
           <w:sz w:val="22"/>
           <w:szCs w:val="22"/>
         </w:rPr>
-        <w:t xml:space="preserve">undefined.2　</w:t>
+        <w:t xml:space="preserve">8.2　</w:t>
       </w:r>
       <w:r>
         <w:rPr>
@@ -16186,7 +16186,7 @@
           <w:sz w:val="22"/>
           <w:szCs w:val="22"/>
         </w:rPr>
-        <w:t xml:space="preserve">undefined.3　</w:t>
+        <w:t xml:space="preserve">8.3　</w:t>
       </w:r>
       <w:r>
         <w:rPr>
@@ -16220,7 +16220,7 @@
           <w:sz w:val="22"/>
           <w:szCs w:val="22"/>
         </w:rPr>
-        <w:t xml:space="preserve">undefined.4　</w:t>
+        <w:t xml:space="preserve">8.4　</w:t>
       </w:r>
       <w:r>
         <w:rPr>
@@ -16254,7 +16254,7 @@
           <w:sz w:val="22"/>
           <w:szCs w:val="22"/>
         </w:rPr>
-        <w:t xml:space="preserve">undefined.5　</w:t>
+        <w:t xml:space="preserve">8.5　</w:t>
       </w:r>
       <w:r>
         <w:rPr>
@@ -16322,7 +16322,7 @@
         </w:rPr>
         <w:t xml:space="preserve">1　</w:t>
       </w:r>
-      <w:hyperlink w:history="1" r:id="rIdenqau_kvjx8v_pfnwrhxn">
+      <w:hyperlink w:history="1" r:id="rIdwo3wjmxd9pmtzxgfhfj9y">
         <w:r>
           <w:rPr>
             <w:rStyle w:val="Hyperlink"/>
@@ -16348,7 +16348,7 @@
         </w:rPr>
         <w:t xml:space="preserve">2, 3　</w:t>
       </w:r>
-      <w:hyperlink w:history="1" r:id="rIdcxqbvjchnfydnsvvuux3r">
+      <w:hyperlink w:history="1" r:id="rIdhx4gbyux26va9eiqn7epb">
         <w:r>
           <w:rPr>
             <w:rStyle w:val="Hyperlink"/>
@@ -16374,7 +16374,7 @@
         </w:rPr>
         <w:t xml:space="preserve">4　</w:t>
       </w:r>
-      <w:hyperlink w:history="1" r:id="rIdciq-4e3yaqpuk4bny7ahi">
+      <w:hyperlink w:history="1" r:id="rId2ohjeressq-ash_qivm5l">
         <w:r>
           <w:rPr>
             <w:rStyle w:val="Hyperlink"/>
@@ -16400,7 +16400,7 @@
         </w:rPr>
         <w:t xml:space="preserve">5　</w:t>
       </w:r>
-      <w:hyperlink w:history="1" r:id="rIdiq_abbf2cr0m0kohjp0ua">
+      <w:hyperlink w:history="1" r:id="rId9pna8pr3turd5wlv2pb7n">
         <w:r>
           <w:rPr>
             <w:rStyle w:val="Hyperlink"/>
@@ -16426,7 +16426,7 @@
         </w:rPr>
         <w:t xml:space="preserve">6　</w:t>
       </w:r>
-      <w:hyperlink w:history="1" r:id="rIdq80ox2zakftsilv9646vd">
+      <w:hyperlink w:history="1" r:id="rIdnctkfbv6cgos2ezs8wkda">
         <w:r>
           <w:rPr>
             <w:rStyle w:val="Hyperlink"/>
@@ -16452,7 +16452,7 @@
         </w:rPr>
         <w:t xml:space="preserve">7　</w:t>
       </w:r>
-      <w:hyperlink w:history="1" r:id="rIddqnywiy50avx6z2udcoo0">
+      <w:hyperlink w:history="1" r:id="rId-ohujnf-vctm3kfmje5p_">
         <w:r>
           <w:rPr>
             <w:rStyle w:val="Hyperlink"/>
@@ -16478,7 +16478,7 @@
         </w:rPr>
         <w:t xml:space="preserve">8　</w:t>
       </w:r>
-      <w:hyperlink w:history="1" r:id="rIdbik5aqosbqyss2mk2o2_2">
+      <w:hyperlink w:history="1" r:id="rIdqh966_ttgfl991v3d7h4x">
         <w:r>
           <w:rPr>
             <w:rStyle w:val="Hyperlink"/>
@@ -16504,7 +16504,7 @@
           <w:sz w:val="28"/>
           <w:szCs w:val="28"/>
         </w:rPr>
-        <w:t xml:space="preserve">undefined. undefined</w:t>
+        <w:t xml:space="preserve">9. 健康急救</w:t>
       </w:r>
     </w:p>
     <w:p>
@@ -16520,7 +16520,7 @@
           <w:sz w:val="22"/>
           <w:szCs w:val="22"/>
         </w:rPr>
-        <w:t xml:space="preserve">undefined.1　</w:t>
+        <w:t xml:space="preserve">9.1　</w:t>
       </w:r>
       <w:r>
         <w:rPr>
@@ -16624,7 +16624,7 @@
           <w:sz w:val="22"/>
           <w:szCs w:val="22"/>
         </w:rPr>
-        <w:t xml:space="preserve">undefined.2　</w:t>
+        <w:t xml:space="preserve">9.2　</w:t>
       </w:r>
       <w:r>
         <w:rPr>
@@ -16693,7 +16693,7 @@
           <w:sz w:val="22"/>
           <w:szCs w:val="22"/>
         </w:rPr>
-        <w:t xml:space="preserve">undefined.3　</w:t>
+        <w:t xml:space="preserve">9.3　</w:t>
       </w:r>
       <w:r>
         <w:rPr>
@@ -16727,7 +16727,7 @@
           <w:sz w:val="22"/>
           <w:szCs w:val="22"/>
         </w:rPr>
-        <w:t xml:space="preserve">undefined.4　</w:t>
+        <w:t xml:space="preserve">9.4　</w:t>
       </w:r>
       <w:r>
         <w:rPr>
@@ -16982,7 +16982,7 @@
         </w:rPr>
         <w:t xml:space="preserve">1　</w:t>
       </w:r>
-      <w:hyperlink w:history="1" r:id="rIdybootu6ax6rca4rsi4gcs">
+      <w:hyperlink w:history="1" r:id="rIdairlko81ynepairpbtq02">
         <w:r>
           <w:rPr>
             <w:rStyle w:val="Hyperlink"/>
@@ -17008,7 +17008,7 @@
         </w:rPr>
         <w:t xml:space="preserve">2　</w:t>
       </w:r>
-      <w:hyperlink w:history="1" r:id="rIdmqs3a2akk7s3y2v-lgo1i">
+      <w:hyperlink w:history="1" r:id="rIdeow6dsjdgisnokne3nfh7">
         <w:r>
           <w:rPr>
             <w:rStyle w:val="Hyperlink"/>
@@ -17034,7 +17034,7 @@
         </w:rPr>
         <w:t xml:space="preserve">3, 4　</w:t>
       </w:r>
-      <w:hyperlink w:history="1" r:id="rIdu7yg-pgfqeqmrz2rtntyv">
+      <w:hyperlink w:history="1" r:id="rIdwal-juf1y_cuasbeylfkp">
         <w:r>
           <w:rPr>
             <w:rStyle w:val="Hyperlink"/>
@@ -17060,7 +17060,7 @@
         </w:rPr>
         <w:t xml:space="preserve">5　</w:t>
       </w:r>
-      <w:hyperlink w:history="1" r:id="rIdt1abtkzv-yesrwt387hl4">
+      <w:hyperlink w:history="1" r:id="rIdlm2cjgdhtdbeedvmg1wi8">
         <w:r>
           <w:rPr>
             <w:rStyle w:val="Hyperlink"/>
@@ -17086,7 +17086,7 @@
         </w:rPr>
         <w:t xml:space="preserve">6　</w:t>
       </w:r>
-      <w:hyperlink w:history="1" r:id="rIdgjh-kesvtljswupdzjruw">
+      <w:hyperlink w:history="1" r:id="rIdrjm19ucsofr-kzr1s46gk">
         <w:r>
           <w:rPr>
             <w:rStyle w:val="Hyperlink"/>
@@ -17112,7 +17112,7 @@
         </w:rPr>
         <w:t xml:space="preserve">7　</w:t>
       </w:r>
-      <w:hyperlink w:history="1" r:id="rIdinulc_icj_r2cbppdgn-e">
+      <w:hyperlink w:history="1" r:id="rIdyxnx6srsrottimydxp6qs">
         <w:r>
           <w:rPr>
             <w:rStyle w:val="Hyperlink"/>
@@ -17138,7 +17138,7 @@
           <w:sz w:val="28"/>
           <w:szCs w:val="28"/>
         </w:rPr>
-        <w:t xml:space="preserve">undefined. undefined</w:t>
+        <w:t xml:space="preserve">10. 戶外活動安全</w:t>
       </w:r>
     </w:p>
     <w:p>
@@ -17154,7 +17154,7 @@
           <w:sz w:val="22"/>
           <w:szCs w:val="22"/>
         </w:rPr>
-        <w:t xml:space="preserve">undefined.1　</w:t>
+        <w:t xml:space="preserve">10.1　</w:t>
       </w:r>
       <w:r>
         <w:rPr>
@@ -17595,7 +17595,7 @@
           <w:sz w:val="22"/>
           <w:szCs w:val="22"/>
         </w:rPr>
-        <w:t xml:space="preserve">undefined.2　</w:t>
+        <w:t xml:space="preserve">10.2　</w:t>
       </w:r>
       <w:r>
         <w:rPr>
@@ -17663,7 +17663,7 @@
         </w:rPr>
         <w:t xml:space="preserve">1　</w:t>
       </w:r>
-      <w:hyperlink w:history="1" r:id="rId7whod7wsxgoqla81fbsyf">
+      <w:hyperlink w:history="1" r:id="rIdlsebfpjsc7xzk4zgkiijy">
         <w:r>
           <w:rPr>
             <w:rStyle w:val="Hyperlink"/>
@@ -17689,7 +17689,7 @@
         </w:rPr>
         <w:t xml:space="preserve">2　</w:t>
       </w:r>
-      <w:hyperlink w:history="1" r:id="rIdggnsslhzcg7r_qlow-51s">
+      <w:hyperlink w:history="1" r:id="rId1dyozlyc4ppxuyizneytj">
         <w:r>
           <w:rPr>
             <w:rStyle w:val="Hyperlink"/>
@@ -17715,7 +17715,7 @@
         </w:rPr>
         <w:t xml:space="preserve">3　</w:t>
       </w:r>
-      <w:hyperlink w:history="1" r:id="rId5qij3a6v5i-w59ib09vum">
+      <w:hyperlink w:history="1" r:id="rId6hgj6cfhmwt4dmoxcltqo">
         <w:r>
           <w:rPr>
             <w:rStyle w:val="Hyperlink"/>
@@ -17741,7 +17741,7 @@
           <w:sz w:val="28"/>
           <w:szCs w:val="28"/>
         </w:rPr>
-        <w:t xml:space="preserve">undefined. undefined</w:t>
+        <w:t xml:space="preserve">11. 校舍保安管理</w:t>
       </w:r>
     </w:p>
     <w:p>
@@ -17757,7 +17757,7 @@
           <w:sz w:val="22"/>
           <w:szCs w:val="22"/>
         </w:rPr>
-        <w:t xml:space="preserve">undefined.1　</w:t>
+        <w:t xml:space="preserve">11.1　</w:t>
       </w:r>
       <w:r>
         <w:rPr>
@@ -18482,7 +18482,7 @@
           <w:sz w:val="22"/>
           <w:szCs w:val="22"/>
         </w:rPr>
-        <w:t xml:space="preserve">undefined.2　</w:t>
+        <w:t xml:space="preserve">11.2　</w:t>
       </w:r>
       <w:r>
         <w:rPr>
@@ -18516,7 +18516,7 @@
           <w:sz w:val="22"/>
           <w:szCs w:val="22"/>
         </w:rPr>
-        <w:t xml:space="preserve">undefined.3　</w:t>
+        <w:t xml:space="preserve">11.3　</w:t>
       </w:r>
       <w:r>
         <w:rPr>
@@ -18550,7 +18550,7 @@
           <w:sz w:val="22"/>
           <w:szCs w:val="22"/>
         </w:rPr>
-        <w:t xml:space="preserve">undefined.4　</w:t>
+        <w:t xml:space="preserve">11.4　</w:t>
       </w:r>
       <w:r>
         <w:rPr>
@@ -18593,7 +18593,7 @@
           <w:sz w:val="22"/>
           <w:szCs w:val="22"/>
         </w:rPr>
-        <w:t xml:space="preserve">undefined.5　</w:t>
+        <w:t xml:space="preserve">11.5　</w:t>
       </w:r>
       <w:r>
         <w:rPr>
@@ -18644,7 +18644,7 @@
         </w:rPr>
         <w:t xml:space="preserve">1　</w:t>
       </w:r>
-      <w:hyperlink w:history="1" r:id="rId4qs_s47tmjx4snewbv88j">
+      <w:hyperlink w:history="1" r:id="rIdihg9vmitzs-u217tknaiz">
         <w:r>
           <w:rPr>
             <w:rStyle w:val="Hyperlink"/>
@@ -18670,7 +18670,7 @@
         </w:rPr>
         <w:t xml:space="preserve">2　</w:t>
       </w:r>
-      <w:hyperlink w:history="1" r:id="rIdo6g5igmefov6ikmqama5q">
+      <w:hyperlink w:history="1" r:id="rIdnkqyohdzarunagtmil-ke">
         <w:r>
           <w:rPr>
             <w:rStyle w:val="Hyperlink"/>
@@ -18696,7 +18696,7 @@
         </w:rPr>
         <w:t xml:space="preserve">3, 6　</w:t>
       </w:r>
-      <w:hyperlink w:history="1" r:id="rIdk50q-7b-ogs-sbiklozg4">
+      <w:hyperlink w:history="1" r:id="rId-nbhjb_ulb4bcehmvvq_s">
         <w:r>
           <w:rPr>
             <w:rStyle w:val="Hyperlink"/>
@@ -18722,7 +18722,7 @@
         </w:rPr>
         <w:t xml:space="preserve">4　</w:t>
       </w:r>
-      <w:hyperlink w:history="1" r:id="rIdaqm_wgfxinxmmbxp7hykg">
+      <w:hyperlink w:history="1" r:id="rIdd0n1oqbttbcsilhzqiyij">
         <w:r>
           <w:rPr>
             <w:rStyle w:val="Hyperlink"/>
@@ -18748,7 +18748,7 @@
         </w:rPr>
         <w:t xml:space="preserve">5　</w:t>
       </w:r>
-      <w:hyperlink w:history="1" r:id="rIdqcmha5qznnw5bccgmgayg">
+      <w:hyperlink w:history="1" r:id="rId4l5kzg4lng7vurec7dgrl">
         <w:r>
           <w:rPr>
             <w:rStyle w:val="Hyperlink"/>
@@ -18774,7 +18774,7 @@
         </w:rPr>
         <w:t xml:space="preserve">7　</w:t>
       </w:r>
-      <w:hyperlink w:history="1" r:id="rIddyrb79wpgk1usozta3cio">
+      <w:hyperlink w:history="1" r:id="rIdkmlp75kcwjo8alrgqp-zi">
         <w:r>
           <w:rPr>
             <w:rStyle w:val="Hyperlink"/>
@@ -18800,7 +18800,7 @@
           <w:sz w:val="28"/>
           <w:szCs w:val="28"/>
         </w:rPr>
-        <w:t xml:space="preserve">undefined. undefined</w:t>
+        <w:t xml:space="preserve">12. 保護兒童防虐待</w:t>
       </w:r>
     </w:p>
     <w:p>
@@ -18816,7 +18816,7 @@
           <w:sz w:val="22"/>
           <w:szCs w:val="22"/>
         </w:rPr>
-        <w:t xml:space="preserve">undefined.1　</w:t>
+        <w:t xml:space="preserve">12.1　</w:t>
       </w:r>
       <w:r>
         <w:rPr>
@@ -18884,7 +18884,7 @@
           <w:sz w:val="22"/>
           <w:szCs w:val="22"/>
         </w:rPr>
-        <w:t xml:space="preserve">undefined.2　</w:t>
+        <w:t xml:space="preserve">12.2　</w:t>
       </w:r>
       <w:r>
         <w:rPr>
@@ -19290,7 +19290,7 @@
           <w:sz w:val="22"/>
           <w:szCs w:val="22"/>
         </w:rPr>
-        <w:t xml:space="preserve">undefined.3　</w:t>
+        <w:t xml:space="preserve">12.3　</w:t>
       </w:r>
       <w:r>
         <w:rPr>
@@ -19358,7 +19358,7 @@
           <w:sz w:val="22"/>
           <w:szCs w:val="22"/>
         </w:rPr>
-        <w:t xml:space="preserve">undefined.4　</w:t>
+        <w:t xml:space="preserve">12.4　</w:t>
       </w:r>
       <w:r>
         <w:rPr>
@@ -19409,7 +19409,7 @@
           <w:sz w:val="22"/>
           <w:szCs w:val="22"/>
         </w:rPr>
-        <w:t xml:space="preserve">undefined.5　</w:t>
+        <w:t xml:space="preserve">12.5　</w:t>
       </w:r>
       <w:r>
         <w:rPr>
@@ -19478,7 +19478,7 @@
           <w:sz w:val="22"/>
           <w:szCs w:val="22"/>
         </w:rPr>
-        <w:t xml:space="preserve">undefined.6　</w:t>
+        <w:t xml:space="preserve">12.6　</w:t>
       </w:r>
       <w:r>
         <w:rPr>
@@ -19512,7 +19512,7 @@
           <w:sz w:val="22"/>
           <w:szCs w:val="22"/>
         </w:rPr>
-        <w:t xml:space="preserve">undefined.7　</w:t>
+        <w:t xml:space="preserve">12.7　</w:t>
       </w:r>
       <w:r>
         <w:rPr>
@@ -19581,7 +19581,7 @@
           <w:sz w:val="22"/>
           <w:szCs w:val="22"/>
         </w:rPr>
-        <w:t xml:space="preserve">undefined.8　</w:t>
+        <w:t xml:space="preserve">12.8　</w:t>
       </w:r>
       <w:r>
         <w:rPr>
@@ -19667,7 +19667,7 @@
         </w:rPr>
         <w:t xml:space="preserve">1　</w:t>
       </w:r>
-      <w:hyperlink w:history="1" r:id="rId783ml5upuw8h4jjw7kfvc">
+      <w:hyperlink w:history="1" r:id="rIdilo77wepbqmpq1evkq9do">
         <w:r>
           <w:rPr>
             <w:rStyle w:val="Hyperlink"/>
@@ -19693,7 +19693,7 @@
         </w:rPr>
         <w:t xml:space="preserve">2　</w:t>
       </w:r>
-      <w:hyperlink w:history="1" r:id="rId_kqeyscxestb1cvok86p4">
+      <w:hyperlink w:history="1" r:id="rIdekjtqismi1o_zwl-cvbbv">
         <w:r>
           <w:rPr>
             <w:rStyle w:val="Hyperlink"/>
@@ -19719,7 +19719,7 @@
         </w:rPr>
         <w:t xml:space="preserve">3　</w:t>
       </w:r>
-      <w:hyperlink w:history="1" r:id="rIdg23bzs5lnl8w0bwlnf9ps">
+      <w:hyperlink w:history="1" r:id="rIdus7oqzysegzwzvtlycscg">
         <w:r>
           <w:rPr>
             <w:rStyle w:val="Hyperlink"/>
@@ -19745,7 +19745,7 @@
         </w:rPr>
         <w:t xml:space="preserve">4　</w:t>
       </w:r>
-      <w:hyperlink w:history="1" r:id="rIddutzzvwo0c8jzjo1zjzqg">
+      <w:hyperlink w:history="1" r:id="rId_ns-1fevl-odxgppmlmoj">
         <w:r>
           <w:rPr>
             <w:rStyle w:val="Hyperlink"/>
@@ -19771,7 +19771,7 @@
         </w:rPr>
         <w:t xml:space="preserve">5, 7　</w:t>
       </w:r>
-      <w:hyperlink w:history="1" r:id="rId2gfo_xz_cgztejdv1hoop">
+      <w:hyperlink w:history="1" r:id="rId0x5pw_zkjf-no77wm88hm">
         <w:r>
           <w:rPr>
             <w:rStyle w:val="Hyperlink"/>
@@ -19797,7 +19797,7 @@
         </w:rPr>
         <w:t xml:space="preserve">6　</w:t>
       </w:r>
-      <w:hyperlink w:history="1" r:id="rIdx0innfio64jvp9wos2zoa">
+      <w:hyperlink w:history="1" r:id="rIdgifzpsh8krrin1gn8afvz">
         <w:r>
           <w:rPr>
             <w:rStyle w:val="Hyperlink"/>
@@ -19823,7 +19823,7 @@
         </w:rPr>
         <w:t xml:space="preserve">8　</w:t>
       </w:r>
-      <w:hyperlink w:history="1" r:id="rIdaqjpir4so4uigrt_ptuhj">
+      <w:hyperlink w:history="1" r:id="rIdclsebt66qtt76yf6wbpdx">
         <w:r>
           <w:rPr>
             <w:rStyle w:val="Hyperlink"/>
@@ -19849,7 +19849,7 @@
         </w:rPr>
         <w:t xml:space="preserve">9　</w:t>
       </w:r>
-      <w:hyperlink w:history="1" r:id="rId_pt4gtxcrgtm6lksjqnan">
+      <w:hyperlink w:history="1" r:id="rIdevb-pcwvxgn8iknmenwjw">
         <w:r>
           <w:rPr>
             <w:rStyle w:val="Hyperlink"/>
@@ -19875,7 +19875,7 @@
         </w:rPr>
         <w:t xml:space="preserve">10　</w:t>
       </w:r>
-      <w:hyperlink w:history="1" r:id="rIdafpdlimzl_ssqgoxykfld">
+      <w:hyperlink w:history="1" r:id="rIdsjic5a070klqwpf056okz">
         <w:r>
           <w:rPr>
             <w:rStyle w:val="Hyperlink"/>
@@ -19901,7 +19901,7 @@
         </w:rPr>
         <w:t xml:space="preserve">11　</w:t>
       </w:r>
-      <w:hyperlink w:history="1" r:id="rIdgqxl1nallcthb-vcvojsw">
+      <w:hyperlink w:history="1" r:id="rId98gt6bqmdu1oclnpjcprl">
         <w:r>
           <w:rPr>
             <w:rStyle w:val="Hyperlink"/>
